--- a/mps-nivel-c/oficial/04_registros/AASP_CNJ/RAC-AASPCNJ01-001_Relatorio-de-Acompanhamento.docx
+++ b/mps-nivel-c/oficial/04_registros/AASP_CNJ/RAC-AASPCNJ01-001_Relatorio-de-Acompanhamento.docx
@@ -34,7 +34,7 @@
           <w:color w:val="555555"/>
           <w:sz w:val="20"/>
         </w:rPr>
-        <w:t>RAC-AASPCNJ01-001   ·   Versão Data   ·   Carlos Alves (AASP)   ·   Timeware Brasil</w:t>
+        <w:t>RAC-AASPCNJ01-001   ·   Versão Data   ·   Marcos Correa Fernandez Turnes (AASP)   ·   Timeware Brasil</w:t>
       </w:r>
     </w:p>
     <w:p>
@@ -394,7 +394,7 @@
                 <w:i w:val="0"/>
                 <w:sz w:val="20"/>
               </w:rPr>
-              <w:t>Abraão Oliveira</w:t>
+              <w:t>Cezar Hiraki Velazquez</w:t>
             </w:r>
           </w:p>
         </w:tc>
@@ -450,7 +450,7 @@
                 <w:i w:val="0"/>
                 <w:sz w:val="20"/>
               </w:rPr>
-              <w:t>Carlos Alves (Representante do Cliente — AASP); Patrocinador interno (Timeware)</w:t>
+              <w:t>Marcos Correa Fernandez Turnes (Representante do Cliente — AASP); Patrocinador interno (Timeware)</w:t>
             </w:r>
           </w:p>
         </w:tc>
@@ -3946,7 +3946,7 @@
                 <w:i w:val="0"/>
                 <w:sz w:val="20"/>
               </w:rPr>
-              <w:t>Carlos Alves (AASP)</w:t>
+              <w:t>Marcos Correa Fernandez Turnes (AASP)</w:t>
             </w:r>
           </w:p>
         </w:tc>
@@ -4477,7 +4477,7 @@
         <w:color w:val="555555"/>
         <w:sz w:val="16"/>
       </w:rPr>
-      <w:t>vData  ·  Carlos Alves (AASP)</w:t>
+      <w:t>vData  ·  Marcos Correa Fernandez Turnes (AASP)</w:t>
     </w:r>
     <w:r>
       <w:tab/>
@@ -4539,7 +4539,7 @@
         <w:color w:val="555555"/>
         <w:sz w:val="16"/>
       </w:rPr>
-      <w:t>vData  ·  Carlos Alves (AASP)</w:t>
+      <w:t>vData  ·  Marcos Correa Fernandez Turnes (AASP)</w:t>
     </w:r>
     <w:r>
       <w:tab/>

--- a/mps-nivel-c/oficial/04_registros/AASP_CNJ/RAC-AASPCNJ01-001_Relatorio-de-Acompanhamento.docx
+++ b/mps-nivel-c/oficial/04_registros/AASP_CNJ/RAC-AASPCNJ01-001_Relatorio-de-Acompanhamento.docx
@@ -388,13 +388,7 @@
               <w:spacing w:before="40" w:after="40"/>
             </w:pPr>
             <w:r>
-              <w:rPr>
-                <w:rFonts w:ascii="Calibri" w:hAnsi="Calibri"/>
-                <w:b w:val="0"/>
-                <w:i w:val="0"/>
-                <w:sz w:val="20"/>
-              </w:rPr>
-              <w:t>Cezar Hiraki Velazquez</w:t>
+              <w:t>Abraão Oliveira</w:t>
             </w:r>
           </w:p>
         </w:tc>

--- a/mps-nivel-c/oficial/04_registros/AASP_CNJ/RAC-AASPCNJ01-001_Relatorio-de-Acompanhamento.docx
+++ b/mps-nivel-c/oficial/04_registros/AASP_CNJ/RAC-AASPCNJ01-001_Relatorio-de-Acompanhamento.docx
@@ -34,7 +34,7 @@
           <w:color w:val="555555"/>
           <w:sz w:val="20"/>
         </w:rPr>
-        <w:t>RAC-AASPCNJ01-001   ·   Versão Data   ·   Marcos Correa Fernandez Turnes (AASP)   ·   Timeware Brasil</w:t>
+        <w:t>RAC-AASPCNJ01-001   ·   Versão 1.0   ·   11/06/2026   ·   Timeware Brasil</w:t>
       </w:r>
     </w:p>
     <w:p>

--- a/mps-nivel-c/oficial/04_registros/AASP_CNJ/RAC-AASPCNJ01-001_Relatorio-de-Acompanhamento.docx
+++ b/mps-nivel-c/oficial/04_registros/AASP_CNJ/RAC-AASPCNJ01-001_Relatorio-de-Acompanhamento.docx
@@ -2389,7 +2389,7 @@
                 <w:i w:val="0"/>
                 <w:sz w:val="20"/>
               </w:rPr>
-              <w:t>+~6% (601–624 h vs. 586 h)</w:t>
+              <w:t>+~6% (~624 h vs. 586 h)</w:t>
             </w:r>
           </w:p>
         </w:tc>

--- a/mps-nivel-c/oficial/04_registros/AASP_CNJ/RAC-AASPCNJ01-001_Relatorio-de-Acompanhamento.docx
+++ b/mps-nivel-c/oficial/04_registros/AASP_CNJ/RAC-AASPCNJ01-001_Relatorio-de-Acompanhamento.docx
@@ -34,7 +34,7 @@
           <w:color w:val="555555"/>
           <w:sz w:val="20"/>
         </w:rPr>
-        <w:t>RAC-AASPCNJ01-001   ·   Versão Data   ·   Carlos Alves (AASP)   ·   Timeware Brasil</w:t>
+        <w:t>RAC-AASPCNJ01-001   ·   Versão 1.0   ·   11/06/2026   ·   Timeware Brasil</w:t>
       </w:r>
     </w:p>
     <w:p>
@@ -388,12 +388,6 @@
               <w:spacing w:before="40" w:after="40"/>
             </w:pPr>
             <w:r>
-              <w:rPr>
-                <w:rFonts w:ascii="Calibri" w:hAnsi="Calibri"/>
-                <w:b w:val="0"/>
-                <w:i w:val="0"/>
-                <w:sz w:val="20"/>
-              </w:rPr>
               <w:t>Abraão Oliveira</w:t>
             </w:r>
           </w:p>
@@ -450,7 +444,7 @@
                 <w:i w:val="0"/>
                 <w:sz w:val="20"/>
               </w:rPr>
-              <w:t>Carlos Alves (Representante do Cliente — AASP); Patrocinador interno (Timeware)</w:t>
+              <w:t>Marcos Correa Fernandez Turnes (Representante do Cliente — AASP); Patrocinador interno (Timeware)</w:t>
             </w:r>
           </w:p>
         </w:tc>
@@ -2395,7 +2389,7 @@
                 <w:i w:val="0"/>
                 <w:sz w:val="20"/>
               </w:rPr>
-              <w:t>+~6% (601–624 h vs. 586 h)</w:t>
+              <w:t>+~6% (~624 h vs. 586 h)</w:t>
             </w:r>
           </w:p>
         </w:tc>
@@ -3946,7 +3940,7 @@
                 <w:i w:val="0"/>
                 <w:sz w:val="20"/>
               </w:rPr>
-              <w:t>Carlos Alves (AASP)</w:t>
+              <w:t>Marcos Correa Fernandez Turnes (AASP)</w:t>
             </w:r>
           </w:p>
         </w:tc>
@@ -4477,7 +4471,7 @@
         <w:color w:val="555555"/>
         <w:sz w:val="16"/>
       </w:rPr>
-      <w:t>vData  ·  Carlos Alves (AASP)</w:t>
+      <w:t>vData  ·  Marcos Correa Fernandez Turnes (AASP)</w:t>
     </w:r>
     <w:r>
       <w:tab/>
@@ -4539,7 +4533,7 @@
         <w:color w:val="555555"/>
         <w:sz w:val="16"/>
       </w:rPr>
-      <w:t>vData  ·  Carlos Alves (AASP)</w:t>
+      <w:t>vData  ·  Marcos Correa Fernandez Turnes (AASP)</w:t>
     </w:r>
     <w:r>
       <w:tab/>

--- a/mps-nivel-c/oficial/04_registros/AASP_CNJ/RAC-AASPCNJ01-001_Relatorio-de-Acompanhamento.docx
+++ b/mps-nivel-c/oficial/04_registros/AASP_CNJ/RAC-AASPCNJ01-001_Relatorio-de-Acompanhamento.docx
@@ -3765,6 +3765,58 @@
           </w:p>
         </w:tc>
       </w:tr>
+      <w:tr>
+        <w:tc>
+          <w:tcPr>
+            <w:tcW w:type="dxa" w:w="1780"/>
+          </w:tcPr>
+          <w:p>
+            <w:r>
+              <w:t>CR-AASPCNJ01-002</w:t>
+            </w:r>
+          </w:p>
+        </w:tc>
+        <w:tc>
+          <w:tcPr>
+            <w:tcW w:type="dxa" w:w="1780"/>
+          </w:tcPr>
+          <w:p>
+            <w:r>
+              <w:t>Aditivo da Fase 5: segredo de justiça por instância, tratamento de retornos das parceiras e priorização do RunUpdater</w:t>
+            </w:r>
+          </w:p>
+        </w:tc>
+        <w:tc>
+          <w:tcPr>
+            <w:tcW w:type="dxa" w:w="1780"/>
+          </w:tcPr>
+          <w:p>
+            <w:r>
+              <w:t>Mai/2026</w:t>
+            </w:r>
+          </w:p>
+        </w:tc>
+        <w:tc>
+          <w:tcPr>
+            <w:tcW w:type="dxa" w:w="1780"/>
+          </w:tcPr>
+          <w:p>
+            <w:r>
+              <w:t>Aprovada (acordada com o cliente)</w:t>
+            </w:r>
+          </w:p>
+        </w:tc>
+        <w:tc>
+          <w:tcPr>
+            <w:tcW w:type="dxa" w:w="1780"/>
+          </w:tcPr>
+          <w:p>
+            <w:r>
+              <w:t>—</w:t>
+            </w:r>
+          </w:p>
+        </w:tc>
+      </w:tr>
     </w:tbl>
     <w:p>
       <w:pPr>

--- a/mps-nivel-c/oficial/04_registros/AASP_CNJ/RAC-AASPCNJ01-001_Relatorio-de-Acompanhamento.docx
+++ b/mps-nivel-c/oficial/04_registros/AASP_CNJ/RAC-AASPCNJ01-001_Relatorio-de-Acompanhamento.docx
@@ -4453,7 +4453,7 @@
                 <w:i w:val="0"/>
                 <w:sz w:val="20"/>
               </w:rPr>
-              <w:t>Time de Melhoria Contínua</w:t>
+              <w:t>Abraão Oliveira (Gerente de Projeto)</w:t>
             </w:r>
           </w:p>
         </w:tc>
@@ -4478,7 +4478,7 @@
                 <w:i w:val="0"/>
                 <w:sz w:val="20"/>
               </w:rPr>
-              <w:t>Relatório de acompanhamento (Fase 6) consolidado a partir do Registro de Projeto AASP_CNJ v1.0 (08/06/2026).</w:t>
+              <w:t>Relatório de acompanhamento (Fase 6).</w:t>
             </w:r>
           </w:p>
         </w:tc>

--- a/mps-nivel-c/oficial/04_registros/AASP_CNJ/RAC-AASPCNJ01-001_Relatorio-de-Acompanhamento.docx
+++ b/mps-nivel-c/oficial/04_registros/AASP_CNJ/RAC-AASPCNJ01-001_Relatorio-de-Acompanhamento.docx
@@ -338,7 +338,7 @@
                 <w:i w:val="0"/>
                 <w:sz w:val="20"/>
               </w:rPr>
-              <w:t>11/06/2026</w:t>
+              <w:t>06/06/2026</w:t>
             </w:r>
           </w:p>
         </w:tc>
@@ -1229,7 +1229,7 @@
                 <w:i w:val="0"/>
                 <w:sz w:val="20"/>
               </w:rPr>
-              <w:t>Sprints (backlog Jira)</w:t>
+              <w:t>Sprints (milestones no GitLab)</w:t>
             </w:r>
           </w:p>
         </w:tc>
@@ -4428,7 +4428,7 @@
                 <w:i w:val="0"/>
                 <w:sz w:val="20"/>
               </w:rPr>
-              <w:t>11/06/2026</w:t>
+              <w:t>06/06/2026</w:t>
             </w:r>
           </w:p>
         </w:tc>
@@ -4453,7 +4453,7 @@
                 <w:i w:val="0"/>
                 <w:sz w:val="20"/>
               </w:rPr>
-              <w:t>Time de Melhoria Contínua</w:t>
+              <w:t>Gerente de Projeto</w:t>
             </w:r>
           </w:p>
         </w:tc>

--- a/mps-nivel-c/oficial/04_registros/AASP_CNJ/RAC-AASPCNJ01-001_Relatorio-de-Acompanhamento.docx
+++ b/mps-nivel-c/oficial/04_registros/AASP_CNJ/RAC-AASPCNJ01-001_Relatorio-de-Acompanhamento.docx
@@ -34,7 +34,7 @@
           <w:color w:val="555555"/>
           <w:sz w:val="20"/>
         </w:rPr>
-        <w:t>RAC-AASPCNJ01-001   ·   Versão 1.0   ·   11/06/2026   ·   Timeware Brasil</w:t>
+        <w:t>RAC-AASPCNJ01-001   ·   Versão 1.0   ·   06/06/2026   ·   Timeware Brasil</w:t>
       </w:r>
     </w:p>
     <w:p>
@@ -4478,7 +4478,7 @@
                 <w:i w:val="0"/>
                 <w:sz w:val="20"/>
               </w:rPr>
-              <w:t>Relatório de acompanhamento (Fase 6) consolidado a partir do Registro de Projeto AASP_CNJ v1.0 (08/06/2026).</w:t>
+              <w:t>Relatório de acompanhamento (Fase 6) consolidado a partir do Registro de Projeto AASP_CNJ v1.0.</w:t>
             </w:r>
           </w:p>
         </w:tc>

--- a/mps-nivel-c/oficial/04_registros/AASP_CNJ/RAC-AASPCNJ01-001_Relatorio-de-Acompanhamento.docx
+++ b/mps-nivel-c/oficial/04_registros/AASP_CNJ/RAC-AASPCNJ01-001_Relatorio-de-Acompanhamento.docx
@@ -479,7 +479,7 @@
           <w:i w:val="0"/>
           <w:sz w:val="22"/>
         </w:rPr>
-        <w:t>Desenvolvimento concluído (Fases 1–5); o projeto está em implantação em produção (Fase 6), com encerramento previsto para 30/06/2026.</w:t>
+        <w:t>Desenvolvimento concluído (Fases 1–5); o projeto está em implantação em produção (Fase 6), com encerramento previsto para 31/08/2026.</w:t>
       </w:r>
     </w:p>
     <w:tbl>
@@ -2129,7 +2129,7 @@
                 <w:i w:val="0"/>
                 <w:sz w:val="20"/>
               </w:rPr>
-              <w:t>30/06/2026</w:t>
+              <w:t>31/08/2026</w:t>
             </w:r>
           </w:p>
         </w:tc>
@@ -4489,6 +4489,11 @@
         <w:spacing w:before="0" w:after="160"/>
       </w:pPr>
     </w:p>
+    <w:p>
+      <w:r>
+        <w:t>GMUD (jun/2026) — Reenfileiramento e erros do CNJ: implementadas a exceção tipada CnjConsultaException, o reenfileiramento de erros transitórios do CNJ (com corpo íntegro, corrigindo a publicação de mensagem vazia) e a matriz de tratamento (reenfileira / fallback / segredo / descarte). Em revisão no GitLab (MR !22, branch feature/gmud-reenfileiramento-cnj). Homologação e deploy em produção planejados para agosto/2026 (milestone "GMUD — Deploy e Encerramento").</w:t>
+      </w:r>
+    </w:p>
     <w:sectPr>
       <w:headerReference w:type="default" r:id="rId9"/>
       <w:headerReference w:type="first" r:id="rId10"/>
